--- a/Transition_Team_First_Day_On_The_Job.docx
+++ b/Transition_Team_First_Day_On_The_Job.docx
@@ -2,172 +2,678 @@
 <file path=word/document.xml><?xml version="1.0" encoding="utf-8"?>
 <w:document xmlns:wpc="http://schemas.microsoft.com/office/word/2010/wordprocessingCanvas" xmlns:mo="http://schemas.microsoft.com/office/mac/office/2008/main" xmlns:mc="http://schemas.openxmlformats.org/markup-compatibility/2006" xmlns:mv="urn:schemas-microsoft-com:mac:vml" xmlns:o="urn:schemas-microsoft-com:office:office" xmlns:r="http://schemas.openxmlformats.org/officeDocument/2006/relationships" xmlns:m="http://schemas.openxmlformats.org/officeDocument/2006/math" xmlns:v="urn:schemas-microsoft-com:vml" xmlns:wp14="http://schemas.microsoft.com/office/word/2010/wordprocessingDrawing" xmlns:wp="http://schemas.openxmlformats.org/drawingml/2006/wordprocessingDrawing" xmlns:w10="urn:schemas-microsoft-com:office:word" xmlns:w="http://schemas.openxmlformats.org/wordprocessingml/2006/main" xmlns:w14="http://schemas.microsoft.com/office/word/2010/wordml" xmlns:wpg="http://schemas.microsoft.com/office/word/2010/wordprocessingGroup" xmlns:wpi="http://schemas.microsoft.com/office/word/2010/wordprocessingInk" xmlns:wne="http://schemas.microsoft.com/office/word/2006/wordml" xmlns:wps="http://schemas.microsoft.com/office/word/2010/wordprocessingShape" mc:Ignorable="w14 wp14">
   <w:body>
-    <w:p>
-      <w:pPr>
-        <w:jc w:val="center"/>
-      </w:pPr>
-      <w:r>
-        <w:rPr>
-          <w:b/>
-          <w:color w:val="D96C9F"/>
-          <w:sz w:val="40"/>
-        </w:rPr>
-        <w:t>TRANSITION TEAM ♡</w:t>
-      </w:r>
-    </w:p>
-    <w:p>
-      <w:pPr>
-        <w:jc w:val="center"/>
-      </w:pPr>
-      <w:r>
-        <w:rPr>
-          <w:b/>
-          <w:color w:val="5A2942"/>
-          <w:sz w:val="32"/>
-        </w:rPr>
-        <w:t>First Day on the Job</w:t>
-      </w:r>
-    </w:p>
-    <w:p>
-      <w:pPr>
-        <w:jc w:val="center"/>
-      </w:pPr>
-      <w:r>
-        <w:rPr>
-          <w:color w:val="787878"/>
-          <w:sz w:val="18"/>
-        </w:rPr>
-        <w:t>JOB READINESS</w:t>
-      </w:r>
-    </w:p>
     <w:tbl>
       <w:tblPr>
         <w:tblW w:type="auto" w:w="0"/>
-        <w:tblLayout w:type="autofit"/>
+        <w:jc w:val="center"/>
+        <w:tblLayout w:type="fixed"/>
         <w:tblLook w:firstColumn="1" w:firstRow="1" w:lastColumn="0" w:lastRow="0" w:noHBand="0" w:noVBand="1" w:val="04A0"/>
       </w:tblPr>
       <w:tblGrid>
-        <w:gridCol w:w="10368"/>
+        <w:gridCol w:w="1440"/>
+        <w:gridCol w:w="9216"/>
       </w:tblGrid>
       <w:tr>
         <w:tc>
           <w:tcPr>
-            <w:tcW w:type="dxa" w:w="10368"/>
-            <w:shd w:fill="FCE8F1"/>
+            <w:tcW w:type="dxa" w:w="5328"/>
+            <w:shd w:fill="0B4F9E"/>
+          </w:tcPr>
+          <w:p>
+            <w:pPr>
+              <w:jc w:val="center"/>
+            </w:pPr>
+            <w:r>
+              <w:rPr>
+                <w:b/>
+                <w:color w:val="FFFFFF"/>
+                <w:sz w:val="52"/>
+              </w:rPr>
+              <w:t>🧰</w:t>
+            </w:r>
+          </w:p>
+        </w:tc>
+        <w:tc>
+          <w:tcPr>
+            <w:tcW w:type="dxa" w:w="5328"/>
+            <w:shd w:fill="F7C4D8"/>
           </w:tcPr>
           <w:p>
             <w:r>
               <w:rPr>
                 <w:b/>
-                <w:color w:val="5A2942"/>
+                <w:color w:val="082F65"/>
+                <w:sz w:val="44"/>
               </w:rPr>
-              <w:t>HOW TO USE THIS ACTIVITY</w:t>
+              <w:t>First Day on the Job</w:t>
             </w:r>
           </w:p>
           <w:p>
             <w:r>
-              <w:t>• Use before a student's first job, work-based learning placement, or job shadow.</w:t>
-            </w:r>
-          </w:p>
-          <w:p>
-            <w:r>
-              <w:t>• Read the checklist, then role-play the first 10 minutes of arriving at work.</w:t>
+              <w:rPr>
+                <w:i/>
+                <w:sz w:val="20"/>
+              </w:rPr>
+              <w:t>Job Readiness • complete 30-minute practice session</w:t>
             </w:r>
           </w:p>
         </w:tc>
       </w:tr>
     </w:tbl>
     <w:p/>
+    <w:tbl>
+      <w:tblPr>
+        <w:tblW w:type="auto" w:w="0"/>
+        <w:jc w:val="center"/>
+        <w:tblLook w:firstColumn="1" w:firstRow="1" w:lastColumn="0" w:lastRow="0" w:noHBand="0" w:noVBand="1" w:val="04A0"/>
+      </w:tblPr>
+      <w:tblGrid>
+        <w:gridCol w:w="10656"/>
+      </w:tblGrid>
+      <w:tr>
+        <w:tc>
+          <w:tcPr>
+            <w:tcW w:type="dxa" w:w="10656"/>
+            <w:shd w:fill="EAF2FB"/>
+            <w:tcMar>
+              <w:top w:w="120" w:type="dxa"/>
+              <w:start w:w="140" w:type="dxa"/>
+              <w:bottom w:w="120" w:type="dxa"/>
+              <w:end w:w="140" w:type="dxa"/>
+            </w:tcMar>
+          </w:tcPr>
+          <w:p>
+            <w:r>
+              <w:rPr>
+                <w:b/>
+                <w:color w:val="0B4F9E"/>
+              </w:rPr>
+              <w:t>FOR STAFF • 30-MINUTE SESSION</w:t>
+            </w:r>
+          </w:p>
+          <w:p>
+            <w:r>
+              <w:rPr>
+                <w:b/>
+              </w:rPr>
+              <w:t xml:space="preserve">Purpose: </w:t>
+            </w:r>
+            <w:r>
+              <w:t>Practice what to do before leaving home, when arriving, and during the first few minutes of work.</w:t>
+            </w:r>
+          </w:p>
+          <w:p>
+            <w:r>
+              <w:rPr>
+                <w:b/>
+              </w:rPr>
+              <w:t xml:space="preserve">Materials: </w:t>
+            </w:r>
+            <w:r>
+              <w:t>This packet, pencil, optional backpack/lunchbox for role-play.</w:t>
+            </w:r>
+          </w:p>
+          <w:p>
+            <w:r>
+              <w:rPr>
+                <w:b/>
+              </w:rPr>
+              <w:t xml:space="preserve">Easy flow: </w:t>
+            </w:r>
+            <w:r>
+              <w:t>5 min: talk through first-day nerves • 10 min: checklist • 10 min: role-play cards • 5 min: reflection.</w:t>
+            </w:r>
+          </w:p>
+        </w:tc>
+      </w:tr>
+    </w:tbl>
+    <w:p>
+      <w:pPr>
+        <w:pStyle w:val="Heading1"/>
+      </w:pPr>
+      <w:r>
+        <w:t>1 • Before You Leave Home</w:t>
+      </w:r>
+    </w:p>
+    <w:tbl>
+      <w:tblPr>
+        <w:tblW w:type="auto" w:w="0"/>
+        <w:jc w:val="center"/>
+        <w:tblLook w:firstColumn="1" w:firstRow="1" w:lastColumn="0" w:lastRow="0" w:noHBand="0" w:noVBand="1" w:val="04A0"/>
+      </w:tblPr>
+      <w:tblGrid>
+        <w:gridCol w:w="5328"/>
+        <w:gridCol w:w="5328"/>
+      </w:tblGrid>
+      <w:tr>
+        <w:tc>
+          <w:tcPr>
+            <w:tcW w:type="dxa" w:w="5328"/>
+            <w:tcMar>
+              <w:top w:w="80" w:type="dxa"/>
+              <w:start w:w="100" w:type="dxa"/>
+              <w:bottom w:w="80" w:type="dxa"/>
+              <w:end w:w="100" w:type="dxa"/>
+            </w:tcMar>
+          </w:tcPr>
+          <w:p>
+            <w:r>
+              <w:t>☐ Check your start time</w:t>
+            </w:r>
+          </w:p>
+        </w:tc>
+        <w:tc>
+          <w:tcPr>
+            <w:tcW w:type="dxa" w:w="5328"/>
+            <w:tcMar>
+              <w:top w:w="80" w:type="dxa"/>
+              <w:start w:w="100" w:type="dxa"/>
+              <w:bottom w:w="80" w:type="dxa"/>
+              <w:end w:w="100" w:type="dxa"/>
+            </w:tcMar>
+          </w:tcPr>
+          <w:p>
+            <w:r>
+              <w:t>☐ Plan your ride and leave early</w:t>
+            </w:r>
+          </w:p>
+        </w:tc>
+      </w:tr>
+      <w:tr>
+        <w:tc>
+          <w:tcPr>
+            <w:tcW w:type="dxa" w:w="5328"/>
+            <w:tcMar>
+              <w:top w:w="80" w:type="dxa"/>
+              <w:start w:w="100" w:type="dxa"/>
+              <w:bottom w:w="80" w:type="dxa"/>
+              <w:end w:w="100" w:type="dxa"/>
+            </w:tcMar>
+          </w:tcPr>
+          <w:p>
+            <w:r>
+              <w:t>☐ Wear the correct clothes/uniform</w:t>
+            </w:r>
+          </w:p>
+        </w:tc>
+        <w:tc>
+          <w:tcPr>
+            <w:tcW w:type="dxa" w:w="5328"/>
+            <w:tcMar>
+              <w:top w:w="80" w:type="dxa"/>
+              <w:start w:w="100" w:type="dxa"/>
+              <w:bottom w:w="80" w:type="dxa"/>
+              <w:end w:w="100" w:type="dxa"/>
+            </w:tcMar>
+          </w:tcPr>
+          <w:p>
+            <w:r>
+              <w:t>☐ Charge your phone, then silence it for work</w:t>
+            </w:r>
+          </w:p>
+        </w:tc>
+      </w:tr>
+      <w:tr>
+        <w:tc>
+          <w:tcPr>
+            <w:tcW w:type="dxa" w:w="5328"/>
+            <w:tcMar>
+              <w:top w:w="80" w:type="dxa"/>
+              <w:start w:w="100" w:type="dxa"/>
+              <w:bottom w:w="80" w:type="dxa"/>
+              <w:end w:w="100" w:type="dxa"/>
+            </w:tcMar>
+          </w:tcPr>
+          <w:p>
+            <w:r>
+              <w:t>☐ Bring ID/forms if requested</w:t>
+            </w:r>
+          </w:p>
+        </w:tc>
+        <w:tc>
+          <w:tcPr>
+            <w:tcW w:type="dxa" w:w="5328"/>
+            <w:tcMar>
+              <w:top w:w="80" w:type="dxa"/>
+              <w:start w:w="100" w:type="dxa"/>
+              <w:bottom w:w="80" w:type="dxa"/>
+              <w:end w:w="100" w:type="dxa"/>
+            </w:tcMar>
+          </w:tcPr>
+          <w:p>
+            <w:r>
+              <w:t>☐ Pack lunch/water if needed</w:t>
+            </w:r>
+          </w:p>
+        </w:tc>
+      </w:tr>
+      <w:tr>
+        <w:tc>
+          <w:tcPr>
+            <w:tcW w:type="dxa" w:w="5328"/>
+            <w:tcMar>
+              <w:top w:w="80" w:type="dxa"/>
+              <w:start w:w="100" w:type="dxa"/>
+              <w:bottom w:w="80" w:type="dxa"/>
+              <w:end w:w="100" w:type="dxa"/>
+            </w:tcMar>
+          </w:tcPr>
+          <w:p>
+            <w:r>
+              <w:t>☐ Know the manager's name</w:t>
+            </w:r>
+          </w:p>
+        </w:tc>
+        <w:tc>
+          <w:tcPr>
+            <w:tcW w:type="dxa" w:w="5328"/>
+            <w:tcMar>
+              <w:top w:w="80" w:type="dxa"/>
+              <w:start w:w="100" w:type="dxa"/>
+              <w:bottom w:w="80" w:type="dxa"/>
+              <w:end w:w="100" w:type="dxa"/>
+            </w:tcMar>
+          </w:tcPr>
+          <w:p>
+            <w:r>
+              <w:t>☐ Know where to enter the building</w:t>
+            </w:r>
+          </w:p>
+        </w:tc>
+      </w:tr>
+    </w:tbl>
+    <w:p>
+      <w:pPr>
+        <w:pStyle w:val="Heading2"/>
+      </w:pPr>
+      <w:r>
+        <w:t>Quick Decision</w:t>
+      </w:r>
+    </w:p>
     <w:p>
       <w:r>
-        <w:rPr>
-          <w:b/>
-          <w:color w:val="5A2942"/>
-        </w:rPr>
-        <w:t>Before:</w:t>
+        <w:t>Your shift starts at 4:00 PM. The drive usually takes 18 minutes. You have to park, walk inside, and find your supervisor. Circle the BEST time to leave:</w:t>
       </w:r>
+    </w:p>
+    <w:p>
       <w:r>
-        <w:t xml:space="preserve"> know where to go, arrive early, dress correctly, bring needed documents, charge phone but keep it away unless allowed.</w:t>
+        <w:t>3:15 PM     3:30 PM     3:42 PM     3:55 PM</w:t>
       </w:r>
     </w:p>
     <w:p>
       <w:r>
         <w:rPr>
           <w:b/>
-          <w:color w:val="5A2942"/>
         </w:rPr>
-        <w:t>At work:</w:t>
+        <w:t xml:space="preserve">Why? </w:t>
       </w:r>
       <w:r>
-        <w:t xml:space="preserve"> greet supervisor, listen, ask where belongings go, ask what to do first, write down instructions, ask questions when unsure.</w:t>
+        <w:t>______________________________________________________________________________</w:t>
       </w:r>
     </w:p>
     <w:p>
       <w:r>
         <w:rPr>
           <w:b/>
-          <w:color w:val="5A2942"/>
         </w:rPr>
-        <w:t>Scenario practice:</w:t>
+        <w:t xml:space="preserve">Why? </w:t>
       </w:r>
       <w:r>
-        <w:t xml:space="preserve"> You arrive and cannot find your supervisor. What do you do?</w:t>
-      </w:r>
-    </w:p>
-    <w:p/>
-    <w:p>
-      <w:r>
-        <w:t>Student: ______________________________    Date: ______________</w:t>
+        <w:t>______________________________________________________________________________</w:t>
       </w:r>
     </w:p>
     <w:p>
       <w:r>
-        <w:t>Notes / Reflection:</w:t>
+        <w:br w:type="page"/>
+      </w:r>
+    </w:p>
+    <w:p>
+      <w:pPr>
+        <w:pStyle w:val="Heading1"/>
+      </w:pPr>
+      <w:r>
+        <w:t>2 • The First 10 Minutes</w:t>
       </w:r>
     </w:p>
     <w:p>
       <w:r>
-        <w:t>________________________________________________________________________________</w:t>
+        <w:t>1. Walk in calmly and put your phone away.</w:t>
       </w:r>
     </w:p>
     <w:p>
       <w:r>
-        <w:t>________________________________________________________________________________</w:t>
+        <w:t>2. Tell the first employee you are new and ask where to meet your supervisor.</w:t>
       </w:r>
     </w:p>
     <w:p>
       <w:r>
-        <w:t>________________________________________________________________________________</w:t>
+        <w:t>3. Greet your supervisor: “Hi, I’m ____. Today is my first day.”</w:t>
       </w:r>
     </w:p>
     <w:p>
       <w:r>
-        <w:t>________________________________________________________________________________</w:t>
+        <w:t>4. Ask where to put your belongings.</w:t>
+      </w:r>
+    </w:p>
+    <w:p>
+      <w:r>
+        <w:t>5. Ask how to clock in.</w:t>
+      </w:r>
+    </w:p>
+    <w:p>
+      <w:r>
+        <w:t>6. Listen to instructions and ask questions if you are unsure.</w:t>
+      </w:r>
+    </w:p>
+    <w:p>
+      <w:r>
+        <w:t>7. Write down anything important.</w:t>
+      </w:r>
+    </w:p>
+    <w:p>
+      <w:pPr>
+        <w:pStyle w:val="Heading2"/>
+      </w:pPr>
+      <w:r>
+        <w:t>What Would You Say?</w:t>
+      </w:r>
+    </w:p>
+    <w:p>
+      <w:r>
+        <w:t>SCENARIO: You cannot find the time clock.</w:t>
+      </w:r>
+    </w:p>
+    <w:p>
+      <w:r>
+        <w:rPr>
+          <w:b/>
+        </w:rPr>
+        <w:t xml:space="preserve">I would say/do: </w:t>
+      </w:r>
+      <w:r>
+        <w:t>______________________________________________________________________________</w:t>
+      </w:r>
+    </w:p>
+    <w:p>
+      <w:r>
+        <w:t>SCENARIO: Your supervisor is helping a customer.</w:t>
+      </w:r>
+    </w:p>
+    <w:p>
+      <w:r>
+        <w:rPr>
+          <w:b/>
+        </w:rPr>
+        <w:t xml:space="preserve">I would say/do: </w:t>
+      </w:r>
+      <w:r>
+        <w:t>______________________________________________________________________________</w:t>
+      </w:r>
+    </w:p>
+    <w:p>
+      <w:r>
+        <w:t>SCENARIO: You were told to wear black pants, but you wore jeans.</w:t>
+      </w:r>
+    </w:p>
+    <w:p>
+      <w:r>
+        <w:rPr>
+          <w:b/>
+        </w:rPr>
+        <w:t xml:space="preserve">I would say/do: </w:t>
+      </w:r>
+      <w:r>
+        <w:t>______________________________________________________________________________</w:t>
+      </w:r>
+    </w:p>
+    <w:p>
+      <w:r>
+        <w:t>SCENARIO: You realize you forgot your lunch.</w:t>
+      </w:r>
+    </w:p>
+    <w:p>
+      <w:r>
+        <w:rPr>
+          <w:b/>
+        </w:rPr>
+        <w:t xml:space="preserve">I would say/do: </w:t>
+      </w:r>
+      <w:r>
+        <w:t>______________________________________________________________________________</w:t>
+      </w:r>
+    </w:p>
+    <w:p>
+      <w:r>
+        <w:br w:type="page"/>
+      </w:r>
+    </w:p>
+    <w:p>
+      <w:pPr>
+        <w:pStyle w:val="Heading1"/>
+      </w:pPr>
+      <w:r>
+        <w:t>3 • Role-Play Cards • Cut Apart</w:t>
+      </w:r>
+    </w:p>
+    <w:tbl>
+      <w:tblPr>
+        <w:tblW w:type="auto" w:w="0"/>
+        <w:jc w:val="center"/>
+        <w:tblLook w:firstColumn="1" w:firstRow="1" w:lastColumn="0" w:lastRow="0" w:noHBand="0" w:noVBand="1" w:val="04A0"/>
+      </w:tblPr>
+      <w:tblGrid>
+        <w:gridCol w:w="5328"/>
+        <w:gridCol w:w="5328"/>
+      </w:tblGrid>
+      <w:tr>
+        <w:tc>
+          <w:tcPr>
+            <w:tcW w:type="dxa" w:w="5328"/>
+            <w:shd w:fill="EEF5FC"/>
+            <w:tcMar>
+              <w:top w:w="160" w:type="dxa"/>
+              <w:start w:w="160" w:type="dxa"/>
+              <w:bottom w:w="160" w:type="dxa"/>
+              <w:end w:w="160" w:type="dxa"/>
+            </w:tcMar>
+          </w:tcPr>
+          <w:p>
+            <w:r>
+              <w:rPr>
+                <w:b/>
+                <w:color w:val="D3152D"/>
+              </w:rPr>
+              <w:t>NO SUPERVISOR IN SIGHT</w:t>
+            </w:r>
+          </w:p>
+          <w:p>
+            <w:r>
+              <w:t>You arrive 10 minutes early. Your supervisor is not at the front. Show how you would ask another employee for help.</w:t>
+            </w:r>
+          </w:p>
+        </w:tc>
+        <w:tc>
+          <w:tcPr>
+            <w:tcW w:type="dxa" w:w="5328"/>
+            <w:shd w:fill="FFF4F7"/>
+            <w:tcMar>
+              <w:top w:w="160" w:type="dxa"/>
+              <w:start w:w="160" w:type="dxa"/>
+              <w:bottom w:w="160" w:type="dxa"/>
+              <w:end w:w="160" w:type="dxa"/>
+            </w:tcMar>
+          </w:tcPr>
+          <w:p>
+            <w:r>
+              <w:rPr>
+                <w:b/>
+                <w:color w:val="D3152D"/>
+              </w:rPr>
+              <w:t>I DON'T UNDERSTAND</w:t>
+            </w:r>
+          </w:p>
+          <w:p>
+            <w:r>
+              <w:t>Your supervisor explains a task quickly. You are confused. Practice asking for the directions again.</w:t>
+            </w:r>
+          </w:p>
+        </w:tc>
+      </w:tr>
+      <w:tr>
+        <w:tc>
+          <w:tcPr>
+            <w:tcW w:type="dxa" w:w="5328"/>
+            <w:shd w:fill="EEF5FC"/>
+            <w:tcMar>
+              <w:top w:w="160" w:type="dxa"/>
+              <w:start w:w="160" w:type="dxa"/>
+              <w:bottom w:w="160" w:type="dxa"/>
+              <w:end w:w="160" w:type="dxa"/>
+            </w:tcMar>
+          </w:tcPr>
+          <w:p>
+            <w:r>
+              <w:rPr>
+                <w:b/>
+                <w:color w:val="D3152D"/>
+              </w:rPr>
+              <w:t>I'M GOING TO BE LATE</w:t>
+            </w:r>
+          </w:p>
+          <w:p>
+            <w:r>
+              <w:t>Traffic is stopped. You may be 7 minutes late. Practice calling the workplace.</w:t>
+            </w:r>
+          </w:p>
+        </w:tc>
+        <w:tc>
+          <w:tcPr>
+            <w:tcW w:type="dxa" w:w="5328"/>
+            <w:shd w:fill="FFF4F7"/>
+            <w:tcMar>
+              <w:top w:w="160" w:type="dxa"/>
+              <w:start w:w="160" w:type="dxa"/>
+              <w:bottom w:w="160" w:type="dxa"/>
+              <w:end w:w="160" w:type="dxa"/>
+            </w:tcMar>
+          </w:tcPr>
+          <w:p>
+            <w:r>
+              <w:rPr>
+                <w:b/>
+                <w:color w:val="D3152D"/>
+              </w:rPr>
+              <w:t>WHERE DO I PUT THIS?</w:t>
+            </w:r>
+          </w:p>
+          <w:p>
+            <w:r>
+              <w:t>You brought a backpack and lunch. Practice asking where personal items belong.</w:t>
+            </w:r>
+          </w:p>
+        </w:tc>
+      </w:tr>
+      <w:tr>
+        <w:tc>
+          <w:tcPr>
+            <w:tcW w:type="dxa" w:w="5328"/>
+            <w:shd w:fill="EEF5FC"/>
+            <w:tcMar>
+              <w:top w:w="160" w:type="dxa"/>
+              <w:start w:w="160" w:type="dxa"/>
+              <w:bottom w:w="160" w:type="dxa"/>
+              <w:end w:w="160" w:type="dxa"/>
+            </w:tcMar>
+          </w:tcPr>
+          <w:p>
+            <w:r>
+              <w:rPr>
+                <w:b/>
+                <w:color w:val="D3152D"/>
+              </w:rPr>
+              <w:t>FIRST INTRODUCTION</w:t>
+            </w:r>
+          </w:p>
+          <w:p>
+            <w:r>
+              <w:t>Meet your supervisor for the first time. Introduce yourself and ask what you should do first.</w:t>
+            </w:r>
+          </w:p>
+        </w:tc>
+        <w:tc>
+          <w:tcPr>
+            <w:tcW w:type="dxa" w:w="5328"/>
+            <w:shd w:fill="FFF4F7"/>
+            <w:tcMar>
+              <w:top w:w="160" w:type="dxa"/>
+              <w:start w:w="160" w:type="dxa"/>
+              <w:bottom w:w="160" w:type="dxa"/>
+              <w:end w:w="160" w:type="dxa"/>
+            </w:tcMar>
+          </w:tcPr>
+          <w:p>
+            <w:r>
+              <w:rPr>
+                <w:b/>
+                <w:color w:val="D3152D"/>
+              </w:rPr>
+              <w:t>PHONE PROBLEM</w:t>
+            </w:r>
+          </w:p>
+          <w:p>
+            <w:r>
+              <w:t>A friend keeps texting during orientation. Explain what you should do with your phone.</w:t>
+            </w:r>
+          </w:p>
+        </w:tc>
+      </w:tr>
+    </w:tbl>
+    <w:p>
+      <w:pPr>
+        <w:pStyle w:val="Heading2"/>
+      </w:pPr>
+      <w:r>
+        <w:t>Wrap-Up • Get Them Talking</w:t>
+      </w:r>
+    </w:p>
+    <w:p>
+      <w:r>
+        <w:t>💬 What part of a first day would make you most nervous?</w:t>
+      </w:r>
+    </w:p>
+    <w:p>
+      <w:r>
+        <w:t>____________________________________________________________________________</w:t>
+      </w:r>
+    </w:p>
+    <w:p>
+      <w:r>
+        <w:t>💬 What could you do the night before to make the morning easier?</w:t>
+      </w:r>
+    </w:p>
+    <w:p>
+      <w:r>
+        <w:t>____________________________________________________________________________</w:t>
+      </w:r>
+    </w:p>
+    <w:p>
+      <w:r>
+        <w:t>💬 What is one question you should NEVER be embarrassed to ask at a new job?</w:t>
+      </w:r>
+    </w:p>
+    <w:p>
+      <w:r>
+        <w:t>____________________________________________________________________________</w:t>
       </w:r>
     </w:p>
     <w:sectPr>
-      <w:footerReference w:type="default" r:id="rId9"/>
       <w:pgSz w:w="12240" w:h="15840"/>
-      <w:pgMar w:top="792" w:right="936" w:bottom="792" w:left="936" w:header="720" w:footer="720" w:gutter="0"/>
+      <w:pgMar w:top="648" w:right="792" w:bottom="648" w:left="792" w:header="720" w:footer="720" w:gutter="0"/>
       <w:cols w:space="720"/>
       <w:docGrid w:linePitch="360"/>
     </w:sectPr>
   </w:body>
 </w:document>
-</file>
-
-<file path=word/footer1.xml><?xml version="1.0" encoding="utf-8"?>
-<w:ftr xmlns:m="http://schemas.openxmlformats.org/officeDocument/2006/math" xmlns:mc="http://schemas.openxmlformats.org/markup-compatibility/2006" xmlns:mo="http://schemas.microsoft.com/office/mac/office/2008/main" xmlns:mv="urn:schemas-microsoft-com:mac:vml" xmlns:o="urn:schemas-microsoft-com:office:office" xmlns:r="http://schemas.openxmlformats.org/officeDocument/2006/relationships" xmlns:v="urn:schemas-microsoft-com:vml" xmlns:w10="urn:schemas-microsoft-com:office:word" xmlns:w14="http://schemas.microsoft.com/office/word/2010/wordml" xmlns:w="http://schemas.openxmlformats.org/wordprocessingml/2006/main" xmlns:wne="http://schemas.microsoft.com/office/word/2006/wordml" xmlns:wp14="http://schemas.microsoft.com/office/word/2010/wordprocessingDrawing" xmlns:wp="http://schemas.openxmlformats.org/drawingml/2006/wordprocessingDrawing" xmlns:wpc="http://schemas.microsoft.com/office/word/2010/wordprocessingCanvas" xmlns:wpg="http://schemas.microsoft.com/office/word/2010/wordprocessingGroup" xmlns:wpi="http://schemas.microsoft.com/office/word/2010/wordprocessingInk" xmlns:wps="http://schemas.microsoft.com/office/word/2010/wordprocessingShape" mc:Ignorable="w14 wp14">
-  <w:p>
-    <w:pPr>
-      <w:pStyle w:val="Footer"/>
-      <w:jc w:val="center"/>
-    </w:pPr>
-    <w:r>
-      <w:t>Transition Team ♡  •  Life Skills • Career Readiness • Independence • Opportunity</w:t>
-    </w:r>
-  </w:p>
-</w:ftr>
 </file>
 
 <file path=word/numbering.xml><?xml version="1.0" encoding="utf-8"?>
@@ -535,7 +1041,7 @@
     <w:rsid w:val="00FC693F"/>
     <w:rPr>
       <w:rFonts w:ascii="Aptos" w:hAnsi="Aptos"/>
-      <w:sz w:val="21"/>
+      <w:sz w:val="22"/>
     </w:rPr>
   </w:style>
   <w:style w:type="paragraph" w:styleId="Header">
@@ -597,11 +1103,11 @@
       <w:outlineLvl w:val="0"/>
     </w:pPr>
     <w:rPr>
-      <w:rFonts w:asciiTheme="majorHAnsi" w:eastAsiaTheme="majorEastAsia" w:hAnsiTheme="majorHAnsi" w:cstheme="majorBidi"/>
+      <w:rFonts w:asciiTheme="majorHAnsi" w:eastAsiaTheme="majorEastAsia" w:hAnsiTheme="majorHAnsi" w:cstheme="majorBidi" w:ascii="Aptos Display" w:hAnsi="Aptos Display"/>
       <w:b/>
       <w:bCs/>
-      <w:color w:val="365F91" w:themeColor="accent1" w:themeShade="BF"/>
-      <w:sz w:val="28"/>
+      <w:color w:val="082F65"/>
+      <w:sz w:val="36"/>
       <w:szCs w:val="28"/>
     </w:rPr>
   </w:style>
@@ -621,11 +1127,11 @@
       <w:outlineLvl w:val="1"/>
     </w:pPr>
     <w:rPr>
-      <w:rFonts w:asciiTheme="majorHAnsi" w:eastAsiaTheme="majorEastAsia" w:hAnsiTheme="majorHAnsi" w:cstheme="majorBidi"/>
+      <w:rFonts w:asciiTheme="majorHAnsi" w:eastAsiaTheme="majorEastAsia" w:hAnsiTheme="majorHAnsi" w:cstheme="majorBidi" w:ascii="Aptos Display" w:hAnsi="Aptos Display"/>
       <w:b/>
       <w:bCs/>
-      <w:color w:val="4F81BD" w:themeColor="accent1"/>
-      <w:sz w:val="26"/>
+      <w:color w:val="D3152D"/>
+      <w:sz w:val="28"/>
       <w:szCs w:val="26"/>
     </w:rPr>
   </w:style>
@@ -886,8 +1392,8 @@
       <w:contextualSpacing/>
     </w:pPr>
     <w:rPr>
-      <w:rFonts w:asciiTheme="majorHAnsi" w:eastAsiaTheme="majorEastAsia" w:hAnsiTheme="majorHAnsi" w:cstheme="majorBidi"/>
-      <w:color w:val="17365D" w:themeColor="text2" w:themeShade="BF"/>
+      <w:rFonts w:asciiTheme="majorHAnsi" w:eastAsiaTheme="majorEastAsia" w:hAnsiTheme="majorHAnsi" w:cstheme="majorBidi" w:ascii="Aptos Display" w:hAnsi="Aptos Display"/>
+      <w:color w:val="082F65"/>
       <w:spacing w:val="5"/>
       <w:kern w:val="28"/>
       <w:sz w:val="52"/>
